--- a/health-plan-docx-generator/word_templates/領據_處置費_template.docx
+++ b/health-plan-docx-generator/word_templates/領據_處置費_template.docx
@@ -218,12 +218,12 @@
         <w:tblLook w:val="04A0" w:firstRow="1" w:lastRow="0" w:firstColumn="1" w:lastColumn="0" w:noHBand="0" w:noVBand="1"/>
       </w:tblPr>
       <w:tblGrid>
-        <w:gridCol w:w="1800"/>
-        <w:gridCol w:w="1500"/>
-        <w:gridCol w:w="1500"/>
-        <w:gridCol w:w="1500"/>
-        <w:gridCol w:w="1900"/>
-        <w:gridCol w:w="1300"/>
+        <w:gridCol w:w="2400"/>
+        <w:gridCol w:w="1480"/>
+        <w:gridCol w:w="1480"/>
+        <w:gridCol w:w="1480"/>
+        <w:gridCol w:w="2168"/>
+        <w:gridCol w:w="1620"/>
       </w:tblGrid>
       <w:tr>
         <w:trPr>
@@ -231,19 +231,19 @@
         </w:trPr>
         <w:tc>
           <w:tcPr>
-            <w:tcW w:w="1800" w:type="dxa"/>
-            <w:vAlign w:val="center"/>
-          </w:tcPr>
-          <w:p>
-            <w:pPr>
-              <w:spacing w:line="320" w:lineRule="exact"/>
-              <w:jc w:val="center"/>
-            </w:pPr>
-          </w:p>
-        </w:tc>
-        <w:tc>
-          <w:tcPr>
-            <w:tcW w:w="7700" w:type="dxa"/>
+            <w:tcW w:w="2400" w:type="dxa"/>
+            <w:vAlign w:val="center"/>
+          </w:tcPr>
+          <w:p>
+            <w:pPr>
+              <w:spacing w:line="320" w:lineRule="exact"/>
+              <w:jc w:val="center"/>
+            </w:pPr>
+          </w:p>
+        </w:tc>
+        <w:tc>
+          <w:tcPr>
+            <w:tcW w:w="8228" w:type="dxa"/>
             <w:gridSpan w:val="5"/>
             <w:vAlign w:val="center"/>
           </w:tcPr>
@@ -271,7 +271,7 @@
         </w:trPr>
         <w:tc>
           <w:tcPr>
-            <w:tcW w:w="1800" w:type="dxa"/>
+            <w:tcW w:w="2400" w:type="dxa"/>
             <w:vAlign w:val="center"/>
           </w:tcPr>
           <w:p>
@@ -293,7 +293,7 @@
         </w:tc>
         <w:tc>
           <w:tcPr>
-            <w:tcW w:w="1500" w:type="dxa"/>
+            <w:tcW w:w="1480" w:type="dxa"/>
             <w:vAlign w:val="center"/>
           </w:tcPr>
           <w:p>
@@ -315,7 +315,7 @@
         </w:tc>
         <w:tc>
           <w:tcPr>
-            <w:tcW w:w="1500" w:type="dxa"/>
+            <w:tcW w:w="1480" w:type="dxa"/>
             <w:vAlign w:val="center"/>
           </w:tcPr>
           <w:p>
@@ -337,7 +337,7 @@
         </w:tc>
         <w:tc>
           <w:tcPr>
-            <w:tcW w:w="1500" w:type="dxa"/>
+            <w:tcW w:w="1480" w:type="dxa"/>
             <w:vAlign w:val="center"/>
           </w:tcPr>
           <w:p>
@@ -359,7 +359,7 @@
         </w:tc>
         <w:tc>
           <w:tcPr>
-            <w:tcW w:w="1900" w:type="dxa"/>
+            <w:tcW w:w="2168" w:type="dxa"/>
             <w:vAlign w:val="center"/>
           </w:tcPr>
           <w:p>
@@ -381,7 +381,7 @@
         </w:tc>
         <w:tc>
           <w:tcPr>
-            <w:tcW w:w="1300" w:type="dxa"/>
+            <w:tcW w:w="1620" w:type="dxa"/>
             <w:vAlign w:val="center"/>
           </w:tcPr>
           <w:p>
@@ -397,7 +397,7 @@
                 <w:sz w:val="28"/>
                 <w:szCs w:val="28"/>
               </w:rPr>
-              <w:t>總計</w:t>
+              <w:t>總計(元)</w:t>
             </w:r>
           </w:p>
         </w:tc>
@@ -408,7 +408,7 @@
         </w:trPr>
         <w:tc>
           <w:tcPr>
-            <w:tcW w:w="1800" w:type="dxa"/>
+            <w:tcW w:w="2400" w:type="dxa"/>
             <w:vAlign w:val="center"/>
           </w:tcPr>
           <w:p>
@@ -428,55 +428,55 @@
         </w:tc>
         <w:tc>
           <w:tcPr>
-            <w:tcW w:w="1500" w:type="dxa"/>
-            <w:vAlign w:val="center"/>
-          </w:tcPr>
-          <w:p>
-            <w:pPr>
-              <w:spacing w:line="320" w:lineRule="exact"/>
-              <w:jc w:val="center"/>
-            </w:pPr>
-          </w:p>
-        </w:tc>
-        <w:tc>
-          <w:tcPr>
-            <w:tcW w:w="1500" w:type="dxa"/>
-            <w:vAlign w:val="center"/>
-          </w:tcPr>
-          <w:p>
-            <w:pPr>
-              <w:spacing w:line="320" w:lineRule="exact"/>
-              <w:jc w:val="center"/>
-            </w:pPr>
-          </w:p>
-        </w:tc>
-        <w:tc>
-          <w:tcPr>
-            <w:tcW w:w="1500" w:type="dxa"/>
-            <w:vAlign w:val="center"/>
-          </w:tcPr>
-          <w:p>
-            <w:pPr>
-              <w:spacing w:line="320" w:lineRule="exact"/>
-              <w:jc w:val="center"/>
-            </w:pPr>
-          </w:p>
-        </w:tc>
-        <w:tc>
-          <w:tcPr>
-            <w:tcW w:w="1900" w:type="dxa"/>
-            <w:vAlign w:val="center"/>
-          </w:tcPr>
-          <w:p>
-            <w:pPr>
-              <w:spacing w:line="320" w:lineRule="exact"/>
-              <w:jc w:val="center"/>
-            </w:pPr>
-          </w:p>
-        </w:tc>
-        <w:tc>
-          <w:tcPr>
-            <w:tcW w:w="1300" w:type="dxa"/>
+            <w:tcW w:w="1480" w:type="dxa"/>
+            <w:vAlign w:val="center"/>
+          </w:tcPr>
+          <w:p>
+            <w:pPr>
+              <w:spacing w:line="320" w:lineRule="exact"/>
+              <w:jc w:val="center"/>
+            </w:pPr>
+          </w:p>
+        </w:tc>
+        <w:tc>
+          <w:tcPr>
+            <w:tcW w:w="1480" w:type="dxa"/>
+            <w:vAlign w:val="center"/>
+          </w:tcPr>
+          <w:p>
+            <w:pPr>
+              <w:spacing w:line="320" w:lineRule="exact"/>
+              <w:jc w:val="center"/>
+            </w:pPr>
+          </w:p>
+        </w:tc>
+        <w:tc>
+          <w:tcPr>
+            <w:tcW w:w="1480" w:type="dxa"/>
+            <w:vAlign w:val="center"/>
+          </w:tcPr>
+          <w:p>
+            <w:pPr>
+              <w:spacing w:line="320" w:lineRule="exact"/>
+              <w:jc w:val="center"/>
+            </w:pPr>
+          </w:p>
+        </w:tc>
+        <w:tc>
+          <w:tcPr>
+            <w:tcW w:w="2168" w:type="dxa"/>
+            <w:vAlign w:val="center"/>
+          </w:tcPr>
+          <w:p>
+            <w:pPr>
+              <w:spacing w:line="320" w:lineRule="exact"/>
+              <w:jc w:val="center"/>
+            </w:pPr>
+          </w:p>
+        </w:tc>
+        <w:tc>
+          <w:tcPr>
+            <w:tcW w:w="1620" w:type="dxa"/>
             <w:vAlign w:val="center"/>
           </w:tcPr>
           <w:p>
@@ -493,7 +493,7 @@
         </w:trPr>
         <w:tc>
           <w:tcPr>
-            <w:tcW w:w="1800" w:type="dxa"/>
+            <w:tcW w:w="2400" w:type="dxa"/>
             <w:vAlign w:val="center"/>
           </w:tcPr>
           <w:p>
@@ -513,55 +513,55 @@
         </w:tc>
         <w:tc>
           <w:tcPr>
-            <w:tcW w:w="1500" w:type="dxa"/>
-            <w:vAlign w:val="center"/>
-          </w:tcPr>
-          <w:p>
-            <w:pPr>
-              <w:spacing w:line="320" w:lineRule="exact"/>
-              <w:jc w:val="center"/>
-            </w:pPr>
-          </w:p>
-        </w:tc>
-        <w:tc>
-          <w:tcPr>
-            <w:tcW w:w="1500" w:type="dxa"/>
-            <w:vAlign w:val="center"/>
-          </w:tcPr>
-          <w:p>
-            <w:pPr>
-              <w:spacing w:line="320" w:lineRule="exact"/>
-              <w:jc w:val="center"/>
-            </w:pPr>
-          </w:p>
-        </w:tc>
-        <w:tc>
-          <w:tcPr>
-            <w:tcW w:w="1500" w:type="dxa"/>
-            <w:vAlign w:val="center"/>
-          </w:tcPr>
-          <w:p>
-            <w:pPr>
-              <w:spacing w:line="320" w:lineRule="exact"/>
-              <w:jc w:val="center"/>
-            </w:pPr>
-          </w:p>
-        </w:tc>
-        <w:tc>
-          <w:tcPr>
-            <w:tcW w:w="1900" w:type="dxa"/>
-            <w:vAlign w:val="center"/>
-          </w:tcPr>
-          <w:p>
-            <w:pPr>
-              <w:spacing w:line="320" w:lineRule="exact"/>
-              <w:jc w:val="center"/>
-            </w:pPr>
-          </w:p>
-        </w:tc>
-        <w:tc>
-          <w:tcPr>
-            <w:tcW w:w="1300" w:type="dxa"/>
+            <w:tcW w:w="1480" w:type="dxa"/>
+            <w:vAlign w:val="center"/>
+          </w:tcPr>
+          <w:p>
+            <w:pPr>
+              <w:spacing w:line="320" w:lineRule="exact"/>
+              <w:jc w:val="center"/>
+            </w:pPr>
+          </w:p>
+        </w:tc>
+        <w:tc>
+          <w:tcPr>
+            <w:tcW w:w="1480" w:type="dxa"/>
+            <w:vAlign w:val="center"/>
+          </w:tcPr>
+          <w:p>
+            <w:pPr>
+              <w:spacing w:line="320" w:lineRule="exact"/>
+              <w:jc w:val="center"/>
+            </w:pPr>
+          </w:p>
+        </w:tc>
+        <w:tc>
+          <w:tcPr>
+            <w:tcW w:w="1480" w:type="dxa"/>
+            <w:vAlign w:val="center"/>
+          </w:tcPr>
+          <w:p>
+            <w:pPr>
+              <w:spacing w:line="320" w:lineRule="exact"/>
+              <w:jc w:val="center"/>
+            </w:pPr>
+          </w:p>
+        </w:tc>
+        <w:tc>
+          <w:tcPr>
+            <w:tcW w:w="2168" w:type="dxa"/>
+            <w:vAlign w:val="center"/>
+          </w:tcPr>
+          <w:p>
+            <w:pPr>
+              <w:spacing w:line="320" w:lineRule="exact"/>
+              <w:jc w:val="center"/>
+            </w:pPr>
+          </w:p>
+        </w:tc>
+        <w:tc>
+          <w:tcPr>
+            <w:tcW w:w="1620" w:type="dxa"/>
             <w:vAlign w:val="center"/>
           </w:tcPr>
           <w:p>
@@ -708,7 +708,7 @@
           <w:sz w:val="32"/>
           <w:szCs w:val="32"/>
         </w:rPr>
-        <w:t>應付新臺幣          元整。</w:t>
+        <w:t xml:space="preserve">應付新臺幣          元整。</w:t>
       </w:r>
     </w:p>
     <w:p>
